--- a/dist/exports/heat-and-thermodynamics_revision_notes.docx
+++ b/dist/exports/heat-and-thermodynamics_revision_notes.docx
@@ -189,7 +189,7 @@
                 <w:color w:val="2D3748"/>
                 <w:sz w:val="19"/>
               </w:rPr>
-              <w:t>Heat And Thermodynamics - Core Application</w:t>
+              <w:t>First Law &amp; Thermodynamic Processes</w:t>
             </w:r>
           </w:p>
         </w:tc>
@@ -209,7 +209,7 @@
               <w:rPr>
                 <w:sz w:val="19"/>
               </w:rPr>
-              <w:t>28 PYQs</w:t>
+              <w:t>16 PYQs</w:t>
             </w:r>
           </w:p>
         </w:tc>
@@ -230,7 +230,181 @@
                 <w:color w:val="718096"/>
                 <w:sz w:val="19"/>
               </w:rPr>
-              <w:t>General Concept</w:t>
+              <w:t>First Law</w:t>
+            </w:r>
+          </w:p>
+        </w:tc>
+      </w:tr>
+      <w:tr>
+        <w:tc>
+          <w:tcPr>
+            <w:tcW w:type="dxa" w:w="2160"/>
+            <w:shd w:fill="FFFFFF"/>
+            <w:tcMar>
+              <w:top w:w="80" w:type="dxa"/>
+              <w:bottom w:w="80" w:type="dxa"/>
+              <w:left w:w="150" w:type="dxa"/>
+              <w:right w:w="150" w:type="dxa"/>
+            </w:tcMar>
+          </w:tcPr>
+          <w:p>
+            <w:r>
+              <w:rPr>
+                <w:b/>
+                <w:color w:val="2B6CB0"/>
+                <w:sz w:val="19"/>
+              </w:rPr>
+              <w:t>High</w:t>
+            </w:r>
+          </w:p>
+        </w:tc>
+        <w:tc>
+          <w:tcPr>
+            <w:tcW w:type="dxa" w:w="4320"/>
+            <w:shd w:fill="FFFFFF"/>
+            <w:tcMar>
+              <w:top w:w="80" w:type="dxa"/>
+              <w:bottom w:w="80" w:type="dxa"/>
+              <w:left w:w="150" w:type="dxa"/>
+              <w:right w:w="150" w:type="dxa"/>
+            </w:tcMar>
+          </w:tcPr>
+          <w:p>
+            <w:r>
+              <w:rPr>
+                <w:b/>
+                <w:color w:val="2D3748"/>
+                <w:sz w:val="19"/>
+              </w:rPr>
+              <w:t>Carnot Engine &amp; Second Law Efficiency</w:t>
+            </w:r>
+          </w:p>
+        </w:tc>
+        <w:tc>
+          <w:tcPr>
+            <w:tcW w:type="dxa" w:w="1728"/>
+            <w:shd w:fill="FFFFFF"/>
+            <w:tcMar>
+              <w:top w:w="80" w:type="dxa"/>
+              <w:bottom w:w="80" w:type="dxa"/>
+              <w:left w:w="150" w:type="dxa"/>
+              <w:right w:w="150" w:type="dxa"/>
+            </w:tcMar>
+          </w:tcPr>
+          <w:p>
+            <w:r>
+              <w:rPr>
+                <w:sz w:val="19"/>
+              </w:rPr>
+              <w:t>8 PYQs</w:t>
+            </w:r>
+          </w:p>
+        </w:tc>
+        <w:tc>
+          <w:tcPr>
+            <w:tcW w:type="dxa" w:w="1872"/>
+            <w:shd w:fill="FFFFFF"/>
+            <w:tcMar>
+              <w:top w:w="80" w:type="dxa"/>
+              <w:bottom w:w="80" w:type="dxa"/>
+              <w:left w:w="150" w:type="dxa"/>
+              <w:right w:w="150" w:type="dxa"/>
+            </w:tcMar>
+          </w:tcPr>
+          <w:p>
+            <w:r>
+              <w:rPr>
+                <w:color w:val="718096"/>
+                <w:sz w:val="19"/>
+              </w:rPr>
+              <w:t>Heat Engines</w:t>
+            </w:r>
+          </w:p>
+        </w:tc>
+      </w:tr>
+      <w:tr>
+        <w:tc>
+          <w:tcPr>
+            <w:tcW w:type="dxa" w:w="2160"/>
+            <w:shd w:fill="F7FAFC"/>
+            <w:tcMar>
+              <w:top w:w="80" w:type="dxa"/>
+              <w:bottom w:w="80" w:type="dxa"/>
+              <w:left w:w="150" w:type="dxa"/>
+              <w:right w:w="150" w:type="dxa"/>
+            </w:tcMar>
+          </w:tcPr>
+          <w:p>
+            <w:r>
+              <w:rPr>
+                <w:b/>
+                <w:color w:val="2B6CB0"/>
+                <w:sz w:val="19"/>
+              </w:rPr>
+              <w:t>High</w:t>
+            </w:r>
+          </w:p>
+        </w:tc>
+        <w:tc>
+          <w:tcPr>
+            <w:tcW w:type="dxa" w:w="4320"/>
+            <w:shd w:fill="F7FAFC"/>
+            <w:tcMar>
+              <w:top w:w="80" w:type="dxa"/>
+              <w:bottom w:w="80" w:type="dxa"/>
+              <w:left w:w="150" w:type="dxa"/>
+              <w:right w:w="150" w:type="dxa"/>
+            </w:tcMar>
+          </w:tcPr>
+          <w:p>
+            <w:r>
+              <w:rPr>
+                <w:b/>
+                <w:color w:val="2D3748"/>
+                <w:sz w:val="19"/>
+              </w:rPr>
+              <w:t>Kinetic Theory of Gases &amp; Thermal Radiation</w:t>
+            </w:r>
+          </w:p>
+        </w:tc>
+        <w:tc>
+          <w:tcPr>
+            <w:tcW w:type="dxa" w:w="1728"/>
+            <w:shd w:fill="F7FAFC"/>
+            <w:tcMar>
+              <w:top w:w="80" w:type="dxa"/>
+              <w:bottom w:w="80" w:type="dxa"/>
+              <w:left w:w="150" w:type="dxa"/>
+              <w:right w:w="150" w:type="dxa"/>
+            </w:tcMar>
+          </w:tcPr>
+          <w:p>
+            <w:r>
+              <w:rPr>
+                <w:sz w:val="19"/>
+              </w:rPr>
+              <w:t>8 PYQs</w:t>
+            </w:r>
+          </w:p>
+        </w:tc>
+        <w:tc>
+          <w:tcPr>
+            <w:tcW w:type="dxa" w:w="1872"/>
+            <w:shd w:fill="F7FAFC"/>
+            <w:tcMar>
+              <w:top w:w="80" w:type="dxa"/>
+              <w:bottom w:w="80" w:type="dxa"/>
+              <w:left w:w="150" w:type="dxa"/>
+              <w:right w:w="150" w:type="dxa"/>
+            </w:tcMar>
+          </w:tcPr>
+          <w:p>
+            <w:r>
+              <w:rPr>
+                <w:color w:val="718096"/>
+                <w:sz w:val="19"/>
+              </w:rPr>
+              <w:t>KTG &amp; Radiation</w:t>
             </w:r>
           </w:p>
         </w:tc>
@@ -311,6 +485,144 @@
           </w:p>
         </w:tc>
       </w:tr>
+      <w:tr>
+        <w:tc>
+          <w:tcPr>
+            <w:tcW w:type="dxa" w:w="3600"/>
+            <w:shd w:fill="F7FAFC"/>
+            <w:tcMar>
+              <w:top w:w="100" w:type="dxa"/>
+              <w:bottom w:w="100" w:type="dxa"/>
+              <w:left w:w="150" w:type="dxa"/>
+              <w:right w:w="150" w:type="dxa"/>
+            </w:tcMar>
+          </w:tcPr>
+          <w:p>
+            <w:r>
+              <w:rPr>
+                <w:b/>
+                <w:color w:val="1A365D"/>
+                <w:sz w:val="19"/>
+              </w:rPr>
+              <w:t>First Law &amp; Thermodynamic Processes</w:t>
+            </w:r>
+          </w:p>
+        </w:tc>
+        <w:tc>
+          <w:tcPr>
+            <w:tcW w:type="dxa" w:w="6480"/>
+            <w:shd w:fill="F7FAFC"/>
+            <w:tcMar>
+              <w:top w:w="100" w:type="dxa"/>
+              <w:bottom w:w="100" w:type="dxa"/>
+              <w:left w:w="150" w:type="dxa"/>
+              <w:right w:w="150" w:type="dxa"/>
+            </w:tcMar>
+          </w:tcPr>
+          <w:p>
+            <w:r>
+              <w:rPr>
+                <w:rFonts w:ascii="Cambria Math" w:hAnsi="Cambria Math"/>
+                <w:color w:val="2D3748"/>
+                <w:sz w:val="19"/>
+              </w:rPr>
+              <w:t>\Delta Q = \Delta U + W, \quad \Delta U = n C_v \Delta T, \quad W_{\text{iso}} = nRT\ln\left(\frac{V_2}{V_1}\right), \quad W_{\text{adi}} = \frac{P_1 V_1 - P_2 V_2}{\gamma - 1}</w:t>
+            </w:r>
+          </w:p>
+        </w:tc>
+      </w:tr>
+      <w:tr>
+        <w:tc>
+          <w:tcPr>
+            <w:tcW w:type="dxa" w:w="3600"/>
+            <w:shd w:fill="FFFFFF"/>
+            <w:tcMar>
+              <w:top w:w="100" w:type="dxa"/>
+              <w:bottom w:w="100" w:type="dxa"/>
+              <w:left w:w="150" w:type="dxa"/>
+              <w:right w:w="150" w:type="dxa"/>
+            </w:tcMar>
+          </w:tcPr>
+          <w:p>
+            <w:r>
+              <w:rPr>
+                <w:b/>
+                <w:color w:val="1A365D"/>
+                <w:sz w:val="19"/>
+              </w:rPr>
+              <w:t>Carnot Engine &amp; Second Law Efficiency</w:t>
+            </w:r>
+          </w:p>
+        </w:tc>
+        <w:tc>
+          <w:tcPr>
+            <w:tcW w:type="dxa" w:w="6480"/>
+            <w:shd w:fill="FFFFFF"/>
+            <w:tcMar>
+              <w:top w:w="100" w:type="dxa"/>
+              <w:bottom w:w="100" w:type="dxa"/>
+              <w:left w:w="150" w:type="dxa"/>
+              <w:right w:w="150" w:type="dxa"/>
+            </w:tcMar>
+          </w:tcPr>
+          <w:p>
+            <w:r>
+              <w:rPr>
+                <w:rFonts w:ascii="Cambria Math" w:hAnsi="Cambria Math"/>
+                <w:color w:val="2D3748"/>
+                <w:sz w:val="19"/>
+              </w:rPr>
+              <w:t>\eta = 1 - \frac{Q_2}{Q_1} = 1 - \frac{T_2}{T_1}, \quad \text{COP } \beta = \frac{Q_2}{W} = \frac{T_2}{T_1 - T_2}, \quad \beta = \frac{1 - \eta}{\eta}</w:t>
+            </w:r>
+          </w:p>
+        </w:tc>
+      </w:tr>
+      <w:tr>
+        <w:tc>
+          <w:tcPr>
+            <w:tcW w:type="dxa" w:w="3600"/>
+            <w:shd w:fill="F7FAFC"/>
+            <w:tcMar>
+              <w:top w:w="100" w:type="dxa"/>
+              <w:bottom w:w="100" w:type="dxa"/>
+              <w:left w:w="150" w:type="dxa"/>
+              <w:right w:w="150" w:type="dxa"/>
+            </w:tcMar>
+          </w:tcPr>
+          <w:p>
+            <w:r>
+              <w:rPr>
+                <w:b/>
+                <w:color w:val="1A365D"/>
+                <w:sz w:val="19"/>
+              </w:rPr>
+              <w:t>Kinetic Theory of Gases &amp; Thermal Radiation</w:t>
+            </w:r>
+          </w:p>
+        </w:tc>
+        <w:tc>
+          <w:tcPr>
+            <w:tcW w:type="dxa" w:w="6480"/>
+            <w:shd w:fill="F7FAFC"/>
+            <w:tcMar>
+              <w:top w:w="100" w:type="dxa"/>
+              <w:bottom w:w="100" w:type="dxa"/>
+              <w:left w:w="150" w:type="dxa"/>
+              <w:right w:w="150" w:type="dxa"/>
+            </w:tcMar>
+          </w:tcPr>
+          <w:p>
+            <w:r>
+              <w:rPr>
+                <w:rFonts w:ascii="Cambria Math" w:hAnsi="Cambria Math"/>
+                <w:color w:val="2D3748"/>
+                <w:sz w:val="19"/>
+              </w:rPr>
+              <w:t>v_{\text{rms}} = \sqrt{\frac{3RT}{M}}, \quad v_{\text{avg}} = \sqrt{\frac{8RT}{\pi M}}, \quad \lambda_m T = b, \quad E = e\sigma A T^4, \quad \frac{T_1 - T_2}{t} = K\left(\frac{T_1 + T_2}{2} - T_0\right)</w:t>
+            </w:r>
+          </w:p>
+        </w:tc>
+      </w:tr>
     </w:tbl>
     <w:p>
       <w:pPr>
@@ -338,7 +650,7 @@
           <w:color w:val="2B6CB0"/>
           <w:sz w:val="24"/>
         </w:rPr>
-        <w:t>3.1 Heat And Thermodynamics - Core Application (Very High Yield — 28 PYQs)</w:t>
+        <w:t>3.1 First Law &amp; Thermodynamic Processes (Very High Yield — 16 PYQs)</w:t>
       </w:r>
     </w:p>
     <w:p>
@@ -353,7 +665,7 @@
         <w:rPr>
           <w:sz w:val="20"/>
         </w:rPr>
-        <w:t>Key problem pattern in Heat And Thermodynamics.</w:t>
+        <w:t>First law of thermodynamics, molar heat capacities (C_p - C_v = R), and work done in cyclic/open processes.</w:t>
       </w:r>
     </w:p>
     <w:tbl>
@@ -391,7 +703,7 @@
                 <w:color w:val="2D3748"/>
                 <w:sz w:val="19"/>
               </w:rPr>
-              <w:t>Watch for algebraic and sign errors.</w:t>
+              <w:t>Internal energy Δ U = nC_vΔ T depends ONLY on temperature change Δ T, regardless of whether the path is isobaric, isothermal, or adiabatic.</w:t>
             </w:r>
           </w:p>
         </w:tc>
@@ -432,7 +744,7 @@
                 <w:color w:val="2D3748"/>
                 <w:sz w:val="19"/>
               </w:rPr>
-              <w:t>Verify dimensions and boundary conditions.</w:t>
+              <w:t>In cyclic processes on a P-V diagram: clockwise cycles give positive net work (heat engine); counter-clockwise cycles give negative work (refrigerator).</w:t>
             </w:r>
           </w:p>
         </w:tc>
@@ -488,6 +800,187 @@
           <w:b/>
           <w:sz w:val="18"/>
         </w:rPr>
+        <w:t xml:space="preserve">[2026 Evening Shift] Q#1 (MCQ): </w:t>
+      </w:r>
+      <w:r>
+        <w:rPr>
+          <w:sz w:val="18"/>
+        </w:rPr>
+        <w:t xml:space="preserve">"One mole of an ideal diatomic gas expands from volume V to 2V isothermally at a temperature 27°C and does W joule of work. If..."  </w:t>
+      </w:r>
+      <w:r>
+        <w:rPr>
+          <w:b/>
+          <w:color w:val="2B6CB0"/>
+          <w:sz w:val="18"/>
+        </w:rPr>
+        <w:t>[Ans: A]</w:t>
+      </w:r>
+    </w:p>
+    <w:p>
+      <w:pPr>
+        <w:pStyle w:val="ListBullet"/>
+        <w:spacing w:after="40"/>
+      </w:pPr>
+      <w:r>
+        <w:rPr>
+          <w:b/>
+          <w:sz w:val="18"/>
+        </w:rPr>
+        <w:t xml:space="preserve">[2026 Evening Shift] Q#2 (MCQ): </w:t>
+      </w:r>
+      <w:r>
+        <w:rPr>
+          <w:sz w:val="18"/>
+        </w:rPr>
+        <w:t xml:space="preserve">"Initial pressure and volume of a monoatomic ideal gas are P and V . The change in internal energy of this gas in adiabatic expansion to ..."  </w:t>
+      </w:r>
+      <w:r>
+        <w:rPr>
+          <w:b/>
+          <w:color w:val="2B6CB0"/>
+          <w:sz w:val="18"/>
+        </w:rPr>
+        <w:t>[Ans: C]</w:t>
+      </w:r>
+    </w:p>
+    <w:p>
+      <w:pPr>
+        <w:spacing w:after="120"/>
+      </w:pPr>
+    </w:p>
+    <w:p>
+      <w:pPr>
+        <w:pStyle w:val="Heading2"/>
+      </w:pPr>
+      <w:r>
+        <w:rPr>
+          <w:color w:val="2B6CB0"/>
+          <w:sz w:val="24"/>
+        </w:rPr>
+        <w:t>3.2 Carnot Engine &amp; Second Law Efficiency (High Yield — 8 PYQs)</w:t>
+      </w:r>
+    </w:p>
+    <w:p>
+      <w:r>
+        <w:rPr>
+          <w:b/>
+          <w:sz w:val="20"/>
+        </w:rPr>
+        <w:t xml:space="preserve">Core Principle: </w:t>
+      </w:r>
+      <w:r>
+        <w:rPr>
+          <w:sz w:val="20"/>
+        </w:rPr>
+        <w:t>Carnot cycle efficiency limit, reversible refrigerators, and Clausius/Kelvin-Planck statements.</w:t>
+      </w:r>
+    </w:p>
+    <w:tbl>
+      <w:tblPr>
+        <w:tblW w:type="auto" w:w="0"/>
+        <w:jc w:val="center"/>
+        <w:tblLook w:firstColumn="1" w:firstRow="1" w:lastColumn="0" w:lastRow="0" w:noHBand="0" w:noVBand="1" w:val="04A0"/>
+      </w:tblPr>
+      <w:tblGrid>
+        <w:gridCol w:w="10080"/>
+      </w:tblGrid>
+      <w:tr>
+        <w:tc>
+          <w:tcPr>
+            <w:tcW w:type="dxa" w:w="10080"/>
+            <w:shd w:fill="FFF5F5"/>
+            <w:tcMar>
+              <w:top w:w="100" w:type="dxa"/>
+              <w:bottom w:w="100" w:type="dxa"/>
+              <w:left w:w="150" w:type="dxa"/>
+              <w:right w:w="150" w:type="dxa"/>
+            </w:tcMar>
+          </w:tcPr>
+          <w:p>
+            <w:r>
+              <w:rPr>
+                <w:b/>
+                <w:color w:val="C53030"/>
+                <w:sz w:val="19"/>
+              </w:rPr>
+              <w:t xml:space="preserve">⚠️ Common Trap / JEE Pitfall: </w:t>
+            </w:r>
+            <w:r>
+              <w:rPr>
+                <w:color w:val="2D3748"/>
+                <w:sz w:val="19"/>
+              </w:rPr>
+              <w:t>Temperatures T_1 (source) and T_2 (sink) MUST strictly be substituted in Kelvin (K), never in Celsius (°C).</w:t>
+            </w:r>
+          </w:p>
+        </w:tc>
+      </w:tr>
+    </w:tbl>
+    <w:tbl>
+      <w:tblPr>
+        <w:tblW w:type="auto" w:w="0"/>
+        <w:jc w:val="center"/>
+        <w:tblLook w:firstColumn="1" w:firstRow="1" w:lastColumn="0" w:lastRow="0" w:noHBand="0" w:noVBand="1" w:val="04A0"/>
+      </w:tblPr>
+      <w:tblGrid>
+        <w:gridCol w:w="10080"/>
+      </w:tblGrid>
+      <w:tr>
+        <w:tc>
+          <w:tcPr>
+            <w:tcW w:type="dxa" w:w="10080"/>
+            <w:shd w:fill="F0FFF4"/>
+            <w:tcMar>
+              <w:top w:w="100" w:type="dxa"/>
+              <w:bottom w:w="100" w:type="dxa"/>
+              <w:left w:w="150" w:type="dxa"/>
+              <w:right w:w="150" w:type="dxa"/>
+            </w:tcMar>
+          </w:tcPr>
+          <w:p>
+            <w:r>
+              <w:rPr>
+                <w:b/>
+                <w:color w:val="276749"/>
+                <w:sz w:val="19"/>
+              </w:rPr>
+              <w:t xml:space="preserve">💡 Speed Hack / Trick: </w:t>
+            </w:r>
+            <w:r>
+              <w:rPr>
+                <w:color w:val="2D3748"/>
+                <w:sz w:val="19"/>
+              </w:rPr>
+              <w:t>To maximize Carnot efficiency, lowering sink temperature T_2 by Δ T is more effective than raising source temperature T_1 by the same Δ T.</w:t>
+            </w:r>
+          </w:p>
+        </w:tc>
+      </w:tr>
+    </w:tbl>
+    <w:p>
+      <w:pPr>
+        <w:spacing w:before="120" w:after="40"/>
+      </w:pPr>
+      <w:r>
+        <w:rPr>
+          <w:b/>
+          <w:color w:val="1A365D"/>
+          <w:sz w:val="19"/>
+        </w:rPr>
+        <w:t>Source PYQs testing this concept:</w:t>
+      </w:r>
+    </w:p>
+    <w:p>
+      <w:pPr>
+        <w:pStyle w:val="ListBullet"/>
+        <w:spacing w:after="40"/>
+      </w:pPr>
+      <w:r>
+        <w:rPr>
+          <w:b/>
+          <w:sz w:val="18"/>
+        </w:rPr>
         <w:t xml:space="preserve">[2026 Morning Shift] Q#1 (MCQ): </w:t>
       </w:r>
       <w:r>
@@ -530,6 +1023,241 @@
           <w:sz w:val="18"/>
         </w:rPr>
         <w:t>[Ans: C]</w:t>
+      </w:r>
+    </w:p>
+    <w:p>
+      <w:pPr>
+        <w:pStyle w:val="ListBullet"/>
+        <w:spacing w:after="40"/>
+      </w:pPr>
+      <w:r>
+        <w:rPr>
+          <w:b/>
+          <w:sz w:val="18"/>
+        </w:rPr>
+        <w:t xml:space="preserve">[2026 Evening Shift] Q#1 (MCQ): </w:t>
+      </w:r>
+      <w:r>
+        <w:rPr>
+          <w:sz w:val="18"/>
+        </w:rPr>
+        <w:t xml:space="preserve">"A mixture of carbon dioxide and oxygen has volume 8310 cm 3 , temperature 300 K, pressure 100 kPa and mass 13.2 g. The number of moles of ca..."  </w:t>
+      </w:r>
+      <w:r>
+        <w:rPr>
+          <w:b/>
+          <w:color w:val="2B6CB0"/>
+          <w:sz w:val="18"/>
+        </w:rPr>
+        <w:t>[Ans: C]</w:t>
+      </w:r>
+    </w:p>
+    <w:p>
+      <w:pPr>
+        <w:spacing w:after="120"/>
+      </w:pPr>
+    </w:p>
+    <w:p>
+      <w:pPr>
+        <w:pStyle w:val="Heading2"/>
+      </w:pPr>
+      <w:r>
+        <w:rPr>
+          <w:color w:val="2B6CB0"/>
+          <w:sz w:val="24"/>
+        </w:rPr>
+        <w:t>3.3 Kinetic Theory of Gases &amp; Thermal Radiation (High Yield — 8 PYQs)</w:t>
+      </w:r>
+    </w:p>
+    <w:p>
+      <w:r>
+        <w:rPr>
+          <w:b/>
+          <w:sz w:val="20"/>
+        </w:rPr>
+        <w:t xml:space="preserve">Core Principle: </w:t>
+      </w:r>
+      <w:r>
+        <w:rPr>
+          <w:sz w:val="20"/>
+        </w:rPr>
+        <w:t>Molecular speeds, energy equipartition E = (f / 2)nRT, Stefan-Boltzmann law, Wien's displacement law, and Newton's law of cooling.</w:t>
+      </w:r>
+    </w:p>
+    <w:tbl>
+      <w:tblPr>
+        <w:tblW w:type="auto" w:w="0"/>
+        <w:jc w:val="center"/>
+        <w:tblLook w:firstColumn="1" w:firstRow="1" w:lastColumn="0" w:lastRow="0" w:noHBand="0" w:noVBand="1" w:val="04A0"/>
+      </w:tblPr>
+      <w:tblGrid>
+        <w:gridCol w:w="10080"/>
+      </w:tblGrid>
+      <w:tr>
+        <w:tc>
+          <w:tcPr>
+            <w:tcW w:type="dxa" w:w="10080"/>
+            <w:shd w:fill="FFF5F5"/>
+            <w:tcMar>
+              <w:top w:w="100" w:type="dxa"/>
+              <w:bottom w:w="100" w:type="dxa"/>
+              <w:left w:w="150" w:type="dxa"/>
+              <w:right w:w="150" w:type="dxa"/>
+            </w:tcMar>
+          </w:tcPr>
+          <w:p>
+            <w:r>
+              <w:rPr>
+                <w:b/>
+                <w:color w:val="C53030"/>
+                <w:sz w:val="19"/>
+              </w:rPr>
+              <w:t xml:space="preserve">⚠️ Common Trap / JEE Pitfall: </w:t>
+            </w:r>
+            <w:r>
+              <w:rPr>
+                <w:color w:val="2D3748"/>
+                <w:sz w:val="19"/>
+              </w:rPr>
+              <w:t>Degrees of freedom: Monatomic f = 3 (γ = 5/3); Diatomic at room temp f = 5 (γ = 7/5); Polyatomic non-linear f = 6 (γ = 4/3).</w:t>
+            </w:r>
+          </w:p>
+        </w:tc>
+      </w:tr>
+    </w:tbl>
+    <w:tbl>
+      <w:tblPr>
+        <w:tblW w:type="auto" w:w="0"/>
+        <w:jc w:val="center"/>
+        <w:tblLook w:firstColumn="1" w:firstRow="1" w:lastColumn="0" w:lastRow="0" w:noHBand="0" w:noVBand="1" w:val="04A0"/>
+      </w:tblPr>
+      <w:tblGrid>
+        <w:gridCol w:w="10080"/>
+      </w:tblGrid>
+      <w:tr>
+        <w:tc>
+          <w:tcPr>
+            <w:tcW w:type="dxa" w:w="10080"/>
+            <w:shd w:fill="F0FFF4"/>
+            <w:tcMar>
+              <w:top w:w="100" w:type="dxa"/>
+              <w:bottom w:w="100" w:type="dxa"/>
+              <w:left w:w="150" w:type="dxa"/>
+              <w:right w:w="150" w:type="dxa"/>
+            </w:tcMar>
+          </w:tcPr>
+          <w:p>
+            <w:r>
+              <w:rPr>
+                <w:b/>
+                <w:color w:val="276749"/>
+                <w:sz w:val="19"/>
+              </w:rPr>
+              <w:t xml:space="preserve">💡 Speed Hack / Trick: </w:t>
+            </w:r>
+            <w:r>
+              <w:rPr>
+                <w:color w:val="2D3748"/>
+                <w:sz w:val="19"/>
+              </w:rPr>
+              <w:t>Net heat radiated by a body at temperature T in surroundings T_0 is P_(net) = eσ A(T^4 - T_0^4).</w:t>
+            </w:r>
+          </w:p>
+        </w:tc>
+      </w:tr>
+    </w:tbl>
+    <w:p>
+      <w:pPr>
+        <w:spacing w:before="120" w:after="40"/>
+      </w:pPr>
+      <w:r>
+        <w:rPr>
+          <w:b/>
+          <w:color w:val="1A365D"/>
+          <w:sz w:val="19"/>
+        </w:rPr>
+        <w:t>Source PYQs testing this concept:</w:t>
+      </w:r>
+    </w:p>
+    <w:p>
+      <w:pPr>
+        <w:pStyle w:val="ListBullet"/>
+        <w:spacing w:after="40"/>
+      </w:pPr>
+      <w:r>
+        <w:rPr>
+          <w:b/>
+          <w:sz w:val="18"/>
+        </w:rPr>
+        <w:t xml:space="preserve">[2026 Evening Shift] Q#1 (MCQ): </w:t>
+      </w:r>
+      <w:r>
+        <w:rPr>
+          <w:sz w:val="18"/>
+        </w:rPr>
+        <w:t xml:space="preserve">"One mole of diatomic gas having rotational modes only is kept in a cylinder with a piston system. The cross-section area of the cylinder is ..."  </w:t>
+      </w:r>
+      <w:r>
+        <w:rPr>
+          <w:b/>
+          <w:color w:val="2B6CB0"/>
+          <w:sz w:val="18"/>
+        </w:rPr>
+        <w:t>[Ans: N/A]</w:t>
+      </w:r>
+    </w:p>
+    <w:p>
+      <w:pPr>
+        <w:pStyle w:val="ListBullet"/>
+        <w:spacing w:after="40"/>
+      </w:pPr>
+      <w:r>
+        <w:rPr>
+          <w:b/>
+          <w:sz w:val="18"/>
+        </w:rPr>
+        <w:t xml:space="preserve">[2026 Evening Shift] Q#2 (MCQ): </w:t>
+      </w:r>
+      <w:r>
+        <w:rPr>
+          <w:sz w:val="18"/>
+        </w:rPr>
+        <w:t xml:space="preserve">"An ideal gas at pressure P and temperature T is expanding such that PT^3= constant. The coefficient of volume expansion of the gas i..."  </w:t>
+      </w:r>
+      <w:r>
+        <w:rPr>
+          <w:b/>
+          <w:color w:val="2B6CB0"/>
+          <w:sz w:val="18"/>
+        </w:rPr>
+        <w:t>[Ans: C]</w:t>
+      </w:r>
+    </w:p>
+    <w:p>
+      <w:pPr>
+        <w:pStyle w:val="ListBullet"/>
+        <w:spacing w:after="40"/>
+      </w:pPr>
+      <w:r>
+        <w:rPr>
+          <w:b/>
+          <w:sz w:val="18"/>
+        </w:rPr>
+        <w:t xml:space="preserve">[2026 Evening Shift] Q#2 (MCQ): </w:t>
+      </w:r>
+      <w:r>
+        <w:rPr>
+          <w:sz w:val="18"/>
+        </w:rPr>
+        <w:t xml:space="preserve">"The temperature of a metal strip having coefficient of linear expansion α is increased from T_(1) to T_(2) resulting in increase ..."  </w:t>
+      </w:r>
+      <w:r>
+        <w:rPr>
+          <w:b/>
+          <w:color w:val="2B6CB0"/>
+          <w:sz w:val="18"/>
+        </w:rPr>
+        <w:t>[Ans: D]</w:t>
       </w:r>
     </w:p>
     <w:p>
@@ -662,6 +1390,252 @@
               <w:t>Solution Analysis:</w:t>
               <w:br/>
               <w:t>Using Ideal Gas Law: PV = nRT Where P is pressure, V is volume, n is number of moles, R is the gas constant, and T is absolute temperature. Since the system is closed, the total number of moles ( n_(total) ) remains constant before and after heating. Initial State: Both vessels (each of volume V ) are at P_(0)=90kPa and T_(0)=400K . n_(total)=\fracP_(0)VRT_(0)+\fracP_(0)VRT_(0)=\frac2P_(0)VRT_(0)...(i) Final State: Pressure becomes P_(f) in both vessels. Vessel 1 stays at T_(1)=400K , and vessel 2 is at T_(2)=500K . n_(total)=\fracP_(f)VRT_(1)+\fracP_(f)VRT_(2)=\fracP_(f)VR(\frac1T_(1)+\frac1T_(2))...(ii) From both the equations, \frac2P_(0)VRT_(0)=\fracP_(f)VR(\frac1T_(1)+\frac1T_(2)) ⇒ \frac2P_(0)T_(0)=P_(f)(\frac1T_(1)+\frac1T_(2)) Substituting the values ( P_(0)=90,T_(0)=400,T_(1)=400,T_(2)=500 ): 2 × (90 / 400)=P_(f)((1 / 400)+(1 / 500)) ⇒ (180 / 400)=P_(f)((5+4 / 2000)) ⇒ 0.45=P_(f)((9 / 2000)) ⇒ P_(f)=(0.45 × 2000 / 9)=(900 / 9)=100kPa Therefore, the final pressure of the vessel is 100 kPa . Thus, the correct option is (A).</w:t>
+            </w:r>
+          </w:p>
+        </w:tc>
+      </w:tr>
+    </w:tbl>
+    <w:p>
+      <w:pPr>
+        <w:spacing w:after="120"/>
+      </w:pPr>
+    </w:p>
+    <w:p>
+      <w:pPr>
+        <w:spacing w:before="160" w:after="40"/>
+      </w:pPr>
+      <w:r>
+        <w:rPr>
+          <w:b/>
+          <w:color w:val="1A365D"/>
+          <w:sz w:val="22"/>
+        </w:rPr>
+        <w:t>Benchmark Problem 2: JEE Main 2026 (Online) 23rd January Evening Shift (Q#1)</w:t>
+      </w:r>
+    </w:p>
+    <w:p>
+      <w:pPr>
+        <w:spacing w:after="80"/>
+      </w:pPr>
+      <w:r>
+        <w:rPr>
+          <w:sz w:val="20"/>
+        </w:rPr>
+        <w:t>One mole of an ideal diatomic gas expands from volume V to 2V isothermally at a temperature 27°C and does W joule of work. If the gas undergoes same magnitude of expansion adiabatically from 27°C doing the same amount of work W , then its final temperature will be (close to) ____ °C . (log_(e)2=0.693)</w:t>
+      </w:r>
+    </w:p>
+    <w:p>
+      <w:pPr>
+        <w:pStyle w:val="ListBullet"/>
+        <w:spacing w:after="20"/>
+      </w:pPr>
+      <w:r>
+        <w:rPr>
+          <w:b/>
+          <w:color w:val="276749"/>
+          <w:sz w:val="19"/>
+        </w:rPr>
+        <w:t>(A) -56</w:t>
+      </w:r>
+    </w:p>
+    <w:p>
+      <w:pPr>
+        <w:pStyle w:val="ListBullet"/>
+        <w:spacing w:after="20"/>
+      </w:pPr>
+      <w:r>
+        <w:rPr>
+          <w:sz w:val="19"/>
+        </w:rPr>
+        <w:t>(B) -117</w:t>
+      </w:r>
+    </w:p>
+    <w:p>
+      <w:pPr>
+        <w:pStyle w:val="ListBullet"/>
+        <w:spacing w:after="20"/>
+      </w:pPr>
+      <w:r>
+        <w:rPr>
+          <w:sz w:val="19"/>
+        </w:rPr>
+        <w:t>(C) -30</w:t>
+      </w:r>
+    </w:p>
+    <w:p>
+      <w:pPr>
+        <w:pStyle w:val="ListBullet"/>
+        <w:spacing w:after="20"/>
+      </w:pPr>
+      <w:r>
+        <w:rPr>
+          <w:sz w:val="19"/>
+        </w:rPr>
+        <w:t>(D) -189</w:t>
+      </w:r>
+    </w:p>
+    <w:tbl>
+      <w:tblPr>
+        <w:tblW w:type="auto" w:w="0"/>
+        <w:jc w:val="center"/>
+        <w:tblLook w:firstColumn="1" w:firstRow="1" w:lastColumn="0" w:lastRow="0" w:noHBand="0" w:noVBand="1" w:val="04A0"/>
+      </w:tblPr>
+      <w:tblGrid>
+        <w:gridCol w:w="10080"/>
+      </w:tblGrid>
+      <w:tr>
+        <w:tc>
+          <w:tcPr>
+            <w:tcW w:type="dxa" w:w="10080"/>
+            <w:shd w:fill="F7FAFC"/>
+            <w:tcMar>
+              <w:top w:w="100" w:type="dxa"/>
+              <w:bottom w:w="100" w:type="dxa"/>
+              <w:left w:w="150" w:type="dxa"/>
+              <w:right w:w="150" w:type="dxa"/>
+            </w:tcMar>
+          </w:tcPr>
+          <w:p>
+            <w:r>
+              <w:rPr>
+                <w:b/>
+                <w:color w:val="1A365D"/>
+                <w:sz w:val="19"/>
+              </w:rPr>
+              <w:t>Correct Answer: A</w:t>
+              <w:br/>
+            </w:r>
+            <w:r>
+              <w:rPr>
+                <w:color w:val="2D3748"/>
+                <w:sz w:val="18"/>
+              </w:rPr>
+              <w:t>Solution Analysis:</w:t>
+              <w:br/>
+              <w:t>Case -1 : Isothermal Expansion (Δ T=0) For an ideal gas undergoing isothermal expansion from V_(1) to V_(2) : W_(iso)=nRTln(\fracV_(2)V_(1)) Given : n=1 mole T=27°C=300K \fracV_(2)V_(1)=(2V / V)=2 ln2=0.693 W=1 × R × 300 × 0.693=207.9R Case - 2 : Adiabatic Expansion ( Δ Q ) For an adiabatic process, the work done is given by: W_(adia)=\fracnR(T_(1)-T_(2))γ-1 The gas is diatomic, so the adiabatic constant γ=(7 / 5)=1.4 . T_(1)=300K Work done is the same magnitude ( W=207.9R ). 207.9R=\frac1 × R(300-T_(2))1.4-1 ⇒ 207.9=\frac300-T_(2)0.4 ⇒ 83.16=300-T_(2) ⇒ T_(2)=216.84K ⇒ T(°C)=216.84-273.15 T(°C) ≈ -56.31°C The final temperature is approximately -56°C . Hence, the correct option is (A).</w:t>
+            </w:r>
+          </w:p>
+        </w:tc>
+      </w:tr>
+    </w:tbl>
+    <w:p>
+      <w:pPr>
+        <w:spacing w:after="120"/>
+      </w:pPr>
+    </w:p>
+    <w:p>
+      <w:pPr>
+        <w:spacing w:before="160" w:after="40"/>
+      </w:pPr>
+      <w:r>
+        <w:rPr>
+          <w:b/>
+          <w:color w:val="1A365D"/>
+          <w:sz w:val="22"/>
+        </w:rPr>
+        <w:t>Benchmark Problem 3: JEE Main 2026 (Online) 5th April Evening Shift (Q#2)</w:t>
+      </w:r>
+    </w:p>
+    <w:p>
+      <w:pPr>
+        <w:spacing w:after="80"/>
+      </w:pPr>
+      <w:r>
+        <w:rPr>
+          <w:sz w:val="20"/>
+        </w:rPr>
+        <w:t>An ideal gas at pressure P and temperature T is expanding such that PT^3= constant. The coefficient of volume expansion of the gas is ____ .</w:t>
+      </w:r>
+    </w:p>
+    <w:p>
+      <w:pPr>
+        <w:pStyle w:val="ListBullet"/>
+        <w:spacing w:after="20"/>
+      </w:pPr>
+      <w:r>
+        <w:rPr>
+          <w:sz w:val="19"/>
+        </w:rPr>
+        <w:t>(A) (2 / T)</w:t>
+      </w:r>
+    </w:p>
+    <w:p>
+      <w:pPr>
+        <w:pStyle w:val="ListBullet"/>
+        <w:spacing w:after="20"/>
+      </w:pPr>
+      <w:r>
+        <w:rPr>
+          <w:sz w:val="19"/>
+        </w:rPr>
+        <w:t>(B) (1 / T)</w:t>
+      </w:r>
+    </w:p>
+    <w:p>
+      <w:pPr>
+        <w:pStyle w:val="ListBullet"/>
+        <w:spacing w:after="20"/>
+      </w:pPr>
+      <w:r>
+        <w:rPr>
+          <w:b/>
+          <w:color w:val="276749"/>
+          <w:sz w:val="19"/>
+        </w:rPr>
+        <w:t>(C) (4 / T)</w:t>
+      </w:r>
+    </w:p>
+    <w:p>
+      <w:pPr>
+        <w:pStyle w:val="ListBullet"/>
+        <w:spacing w:after="20"/>
+      </w:pPr>
+      <w:r>
+        <w:rPr>
+          <w:sz w:val="19"/>
+        </w:rPr>
+        <w:t>(D) (3 / T)</w:t>
+      </w:r>
+    </w:p>
+    <w:tbl>
+      <w:tblPr>
+        <w:tblW w:type="auto" w:w="0"/>
+        <w:jc w:val="center"/>
+        <w:tblLook w:firstColumn="1" w:firstRow="1" w:lastColumn="0" w:lastRow="0" w:noHBand="0" w:noVBand="1" w:val="04A0"/>
+      </w:tblPr>
+      <w:tblGrid>
+        <w:gridCol w:w="10080"/>
+      </w:tblGrid>
+      <w:tr>
+        <w:tc>
+          <w:tcPr>
+            <w:tcW w:type="dxa" w:w="10080"/>
+            <w:shd w:fill="F7FAFC"/>
+            <w:tcMar>
+              <w:top w:w="100" w:type="dxa"/>
+              <w:bottom w:w="100" w:type="dxa"/>
+              <w:left w:w="150" w:type="dxa"/>
+              <w:right w:w="150" w:type="dxa"/>
+            </w:tcMar>
+          </w:tcPr>
+          <w:p>
+            <w:r>
+              <w:rPr>
+                <w:b/>
+                <w:color w:val="1A365D"/>
+                <w:sz w:val="19"/>
+              </w:rPr>
+              <w:t>Correct Answer: C</w:t>
+              <w:br/>
+            </w:r>
+            <w:r>
+              <w:rPr>
+                <w:color w:val="2D3748"/>
+                <w:sz w:val="18"/>
+              </w:rPr>
+              <w:t>Solution Analysis:</w:t>
+              <w:br/>
+              <w:t>The coefficient of volume expansion (γ) is defined as the fractional change in volume per unit change in temperature at constant pressure : γ=(1 / V)((dV / dT)) The relation between pressure and temperature is, PT^3=C(whereCis a constant) For an ideal gas, PV=nRT ⇒ P=(nRT / V) Substitute P into the given process equation : ((nRT / V))T^3=C ⇒ \fracnRT^4V=C ⇒ V=((nR / C))T^4 Let k=(nR / C) (another constant), then: V=kT^4 On differentiating V with respect to T : (dV / dT)=(d / dT)(kT^4)=4kT^3 Substituting the expressions for V and (dV / dT) into the definition of γ : γ=(1 / V)((dV / dT)) ⇒ γ=\frac1kT^4(4kT^3) ⇒ γ=\frac4kT^3kT^4 ⇒ γ=(4 / T) Therefore, the coefficient of volume expansion of the gas is (4 / T) . Hence, the correct option is (C).</w:t>
             </w:r>
           </w:p>
         </w:tc>

--- a/dist/exports/heat-and-thermodynamics_revision_notes.docx
+++ b/dist/exports/heat-and-thermodynamics_revision_notes.docx
@@ -164,10 +164,10 @@
             <w:r>
               <w:rPr>
                 <w:b/>
-                <w:color w:val="C53030"/>
+                <w:color w:val="2B6CB0"/>
                 <w:sz w:val="19"/>
               </w:rPr>
-              <w:t>Very High</w:t>
+              <w:t>High</w:t>
             </w:r>
           </w:p>
         </w:tc>
@@ -209,7 +209,7 @@
               <w:rPr>
                 <w:sz w:val="19"/>
               </w:rPr>
-              <w:t>16 PYQs</w:t>
+              <w:t>14 PYQs</w:t>
             </w:r>
           </w:p>
         </w:tc>
@@ -276,7 +276,7 @@
                 <w:color w:val="2D3748"/>
                 <w:sz w:val="19"/>
               </w:rPr>
-              <w:t>Carnot Engine &amp; Second Law Efficiency</w:t>
+              <w:t>Kinetic Theory of Gases &amp; Thermal Radiation</w:t>
             </w:r>
           </w:p>
         </w:tc>
@@ -296,7 +296,7 @@
               <w:rPr>
                 <w:sz w:val="19"/>
               </w:rPr>
-              <w:t>8 PYQs</w:t>
+              <w:t>14 PYQs</w:t>
             </w:r>
           </w:p>
         </w:tc>
@@ -317,7 +317,7 @@
                 <w:color w:val="718096"/>
                 <w:sz w:val="19"/>
               </w:rPr>
-              <w:t>Heat Engines</w:t>
+              <w:t>KTG &amp; Radiation</w:t>
             </w:r>
           </w:p>
         </w:tc>
@@ -338,10 +338,10 @@
             <w:r>
               <w:rPr>
                 <w:b/>
-                <w:color w:val="2B6CB0"/>
+                <w:color w:val="718096"/>
                 <w:sz w:val="19"/>
               </w:rPr>
-              <w:t>High</w:t>
+              <w:t>Standard</w:t>
             </w:r>
           </w:p>
         </w:tc>
@@ -363,7 +363,7 @@
                 <w:color w:val="2D3748"/>
                 <w:sz w:val="19"/>
               </w:rPr>
-              <w:t>Kinetic Theory of Gases &amp; Thermal Radiation</w:t>
+              <w:t>Carnot Engine &amp; Second Law Efficiency</w:t>
             </w:r>
           </w:p>
         </w:tc>
@@ -383,7 +383,7 @@
               <w:rPr>
                 <w:sz w:val="19"/>
               </w:rPr>
-              <w:t>8 PYQs</w:t>
+              <w:t>1 PYQs</w:t>
             </w:r>
           </w:p>
         </w:tc>
@@ -404,7 +404,7 @@
                 <w:color w:val="718096"/>
                 <w:sz w:val="19"/>
               </w:rPr>
-              <w:t>KTG &amp; Radiation</w:t>
+              <w:t>Heat Engines</w:t>
             </w:r>
           </w:p>
         </w:tc>
@@ -550,7 +550,7 @@
                 <w:color w:val="1A365D"/>
                 <w:sz w:val="19"/>
               </w:rPr>
-              <w:t>Carnot Engine &amp; Second Law Efficiency</w:t>
+              <w:t>Kinetic Theory of Gases &amp; Thermal Radiation</w:t>
             </w:r>
           </w:p>
         </w:tc>
@@ -572,7 +572,7 @@
                 <w:color w:val="2D3748"/>
                 <w:sz w:val="19"/>
               </w:rPr>
-              <w:t>\eta = 1 - \frac{Q_2}{Q_1} = 1 - \frac{T_2}{T_1}, \quad \text{COP } \beta = \frac{Q_2}{W} = \frac{T_2}{T_1 - T_2}, \quad \beta = \frac{1 - \eta}{\eta}</w:t>
+              <w:t>v_{\text{rms}} = \sqrt{\frac{3RT}{M}}, \quad v_{\text{avg}} = \sqrt{\frac{8RT}{\pi M}}, \quad \lambda_m T = b, \quad E = e\sigma A T^4, \quad \frac{T_1 - T_2}{t} = K\left(\frac{T_1 + T_2}{2} - T_0\right)</w:t>
             </w:r>
           </w:p>
         </w:tc>
@@ -596,7 +596,7 @@
                 <w:color w:val="1A365D"/>
                 <w:sz w:val="19"/>
               </w:rPr>
-              <w:t>Kinetic Theory of Gases &amp; Thermal Radiation</w:t>
+              <w:t>Carnot Engine &amp; Second Law Efficiency</w:t>
             </w:r>
           </w:p>
         </w:tc>
@@ -618,7 +618,7 @@
                 <w:color w:val="2D3748"/>
                 <w:sz w:val="19"/>
               </w:rPr>
-              <w:t>v_{\text{rms}} = \sqrt{\frac{3RT}{M}}, \quad v_{\text{avg}} = \sqrt{\frac{8RT}{\pi M}}, \quad \lambda_m T = b, \quad E = e\sigma A T^4, \quad \frac{T_1 - T_2}{t} = K\left(\frac{T_1 + T_2}{2} - T_0\right)</w:t>
+              <w:t>\eta = 1 - \frac{Q_2}{Q_1} = 1 - \frac{T_2}{T_1}, \quad \text{COP } \beta = \frac{Q_2}{W} = \frac{T_2}{T_1 - T_2}, \quad \beta = \frac{1 - \eta}{\eta}</w:t>
             </w:r>
           </w:p>
         </w:tc>
@@ -650,7 +650,7 @@
           <w:color w:val="2B6CB0"/>
           <w:sz w:val="24"/>
         </w:rPr>
-        <w:t>3.1 First Law &amp; Thermodynamic Processes (Very High Yield — 16 PYQs)</w:t>
+        <w:t>3.1 First Law &amp; Thermodynamic Processes (High Yield — 14 PYQs)</w:t>
       </w:r>
     </w:p>
     <w:p>
@@ -858,7 +858,215 @@
           <w:color w:val="2B6CB0"/>
           <w:sz w:val="24"/>
         </w:rPr>
-        <w:t>3.2 Carnot Engine &amp; Second Law Efficiency (High Yield — 8 PYQs)</w:t>
+        <w:t>3.2 Kinetic Theory of Gases &amp; Thermal Radiation (High Yield — 14 PYQs)</w:t>
+      </w:r>
+    </w:p>
+    <w:p>
+      <w:r>
+        <w:rPr>
+          <w:b/>
+          <w:sz w:val="20"/>
+        </w:rPr>
+        <w:t xml:space="preserve">Core Principle: </w:t>
+      </w:r>
+      <w:r>
+        <w:rPr>
+          <w:sz w:val="20"/>
+        </w:rPr>
+        <w:t>Molecular speeds, energy equipartition E = (f / 2)nRT, Stefan-Boltzmann law, Wien's displacement law, and Newton's law of cooling.</w:t>
+      </w:r>
+    </w:p>
+    <w:tbl>
+      <w:tblPr>
+        <w:tblW w:type="auto" w:w="0"/>
+        <w:jc w:val="center"/>
+        <w:tblLook w:firstColumn="1" w:firstRow="1" w:lastColumn="0" w:lastRow="0" w:noHBand="0" w:noVBand="1" w:val="04A0"/>
+      </w:tblPr>
+      <w:tblGrid>
+        <w:gridCol w:w="10080"/>
+      </w:tblGrid>
+      <w:tr>
+        <w:tc>
+          <w:tcPr>
+            <w:tcW w:type="dxa" w:w="10080"/>
+            <w:shd w:fill="FFF5F5"/>
+            <w:tcMar>
+              <w:top w:w="100" w:type="dxa"/>
+              <w:bottom w:w="100" w:type="dxa"/>
+              <w:left w:w="150" w:type="dxa"/>
+              <w:right w:w="150" w:type="dxa"/>
+            </w:tcMar>
+          </w:tcPr>
+          <w:p>
+            <w:r>
+              <w:rPr>
+                <w:b/>
+                <w:color w:val="C53030"/>
+                <w:sz w:val="19"/>
+              </w:rPr>
+              <w:t xml:space="preserve">⚠️ Common Trap / JEE Pitfall: </w:t>
+            </w:r>
+            <w:r>
+              <w:rPr>
+                <w:color w:val="2D3748"/>
+                <w:sz w:val="19"/>
+              </w:rPr>
+              <w:t>Degrees of freedom: Monatomic f = 3 (γ = 5/3); Diatomic at room temp f = 5 (γ = 7/5); Polyatomic non-linear f = 6 (γ = 4/3).</w:t>
+            </w:r>
+          </w:p>
+        </w:tc>
+      </w:tr>
+    </w:tbl>
+    <w:tbl>
+      <w:tblPr>
+        <w:tblW w:type="auto" w:w="0"/>
+        <w:jc w:val="center"/>
+        <w:tblLook w:firstColumn="1" w:firstRow="1" w:lastColumn="0" w:lastRow="0" w:noHBand="0" w:noVBand="1" w:val="04A0"/>
+      </w:tblPr>
+      <w:tblGrid>
+        <w:gridCol w:w="10080"/>
+      </w:tblGrid>
+      <w:tr>
+        <w:tc>
+          <w:tcPr>
+            <w:tcW w:type="dxa" w:w="10080"/>
+            <w:shd w:fill="F0FFF4"/>
+            <w:tcMar>
+              <w:top w:w="100" w:type="dxa"/>
+              <w:bottom w:w="100" w:type="dxa"/>
+              <w:left w:w="150" w:type="dxa"/>
+              <w:right w:w="150" w:type="dxa"/>
+            </w:tcMar>
+          </w:tcPr>
+          <w:p>
+            <w:r>
+              <w:rPr>
+                <w:b/>
+                <w:color w:val="276749"/>
+                <w:sz w:val="19"/>
+              </w:rPr>
+              <w:t xml:space="preserve">💡 Speed Hack / Trick: </w:t>
+            </w:r>
+            <w:r>
+              <w:rPr>
+                <w:color w:val="2D3748"/>
+                <w:sz w:val="19"/>
+              </w:rPr>
+              <w:t>Net heat radiated by a body at temperature T in surroundings T_0 is P_(net) = eσ A(T^4 - T_0^4).</w:t>
+            </w:r>
+          </w:p>
+        </w:tc>
+      </w:tr>
+    </w:tbl>
+    <w:p>
+      <w:pPr>
+        <w:spacing w:before="120" w:after="40"/>
+      </w:pPr>
+      <w:r>
+        <w:rPr>
+          <w:b/>
+          <w:color w:val="1A365D"/>
+          <w:sz w:val="19"/>
+        </w:rPr>
+        <w:t>Source PYQs testing this concept:</w:t>
+      </w:r>
+    </w:p>
+    <w:p>
+      <w:pPr>
+        <w:pStyle w:val="ListBullet"/>
+        <w:spacing w:after="40"/>
+      </w:pPr>
+      <w:r>
+        <w:rPr>
+          <w:b/>
+          <w:sz w:val="18"/>
+        </w:rPr>
+        <w:t xml:space="preserve">[2026 Morning Shift] Q#1 (MCQ): </w:t>
+      </w:r>
+      <w:r>
+        <w:rPr>
+          <w:sz w:val="18"/>
+        </w:rPr>
+        <w:t xml:space="preserve">"Two closed vessels of same volume are joined through a narrow tube and both vessels are filled with air of pressure 90 kPa and temperature 4..."  </w:t>
+      </w:r>
+      <w:r>
+        <w:rPr>
+          <w:b/>
+          <w:color w:val="2B6CB0"/>
+          <w:sz w:val="18"/>
+        </w:rPr>
+        <w:t>[Ans: A]</w:t>
+      </w:r>
+    </w:p>
+    <w:p>
+      <w:pPr>
+        <w:pStyle w:val="ListBullet"/>
+        <w:spacing w:after="40"/>
+      </w:pPr>
+      <w:r>
+        <w:rPr>
+          <w:b/>
+          <w:sz w:val="18"/>
+        </w:rPr>
+        <w:t xml:space="preserve">[2026 Evening Shift] Q#1 (MCQ): </w:t>
+      </w:r>
+      <w:r>
+        <w:rPr>
+          <w:sz w:val="18"/>
+        </w:rPr>
+        <w:t xml:space="preserve">"Given below are two statements: one is labelled as Assertion A and the other is labelled as Reason R Assertion A : If the average kinetic en..."  </w:t>
+      </w:r>
+      <w:r>
+        <w:rPr>
+          <w:b/>
+          <w:color w:val="2B6CB0"/>
+          <w:sz w:val="18"/>
+        </w:rPr>
+        <w:t>[Ans: C]</w:t>
+      </w:r>
+    </w:p>
+    <w:p>
+      <w:pPr>
+        <w:pStyle w:val="ListBullet"/>
+        <w:spacing w:after="40"/>
+      </w:pPr>
+      <w:r>
+        <w:rPr>
+          <w:b/>
+          <w:sz w:val="18"/>
+        </w:rPr>
+        <w:t xml:space="preserve">[2026 Evening Shift] Q#1 (MCQ): </w:t>
+      </w:r>
+      <w:r>
+        <w:rPr>
+          <w:sz w:val="18"/>
+        </w:rPr>
+        <w:t xml:space="preserve">"A mixture of carbon dioxide and oxygen has volume 8310 cm 3 , temperature 300 K, pressure 100 kPa and mass 13.2 g. The number of moles of ca..."  </w:t>
+      </w:r>
+      <w:r>
+        <w:rPr>
+          <w:b/>
+          <w:color w:val="2B6CB0"/>
+          <w:sz w:val="18"/>
+        </w:rPr>
+        <w:t>[Ans: C]</w:t>
+      </w:r>
+    </w:p>
+    <w:p>
+      <w:pPr>
+        <w:spacing w:after="120"/>
+      </w:pPr>
+    </w:p>
+    <w:p>
+      <w:pPr>
+        <w:pStyle w:val="Heading2"/>
+      </w:pPr>
+      <w:r>
+        <w:rPr>
+          <w:color w:val="2B6CB0"/>
+          <w:sz w:val="24"/>
+        </w:rPr>
+        <w:t>3.3 Carnot Engine &amp; Second Law Efficiency (Standard Yield — 1 PYQs)</w:t>
       </w:r>
     </w:p>
     <w:p>
@@ -981,275 +1189,13 @@
           <w:b/>
           <w:sz w:val="18"/>
         </w:rPr>
-        <w:t xml:space="preserve">[2026 Morning Shift] Q#1 (MCQ): </w:t>
+        <w:t xml:space="preserve">[2026 Morning Shift] Q#4 (MCQ): </w:t>
       </w:r>
       <w:r>
         <w:rPr>
           <w:sz w:val="18"/>
         </w:rPr>
-        <w:t xml:space="preserve">"Two closed vessels of same volume are joined through a narrow tube and both vessels are filled with air of pressure 90 kPa and temperature 4..."  </w:t>
-      </w:r>
-      <w:r>
-        <w:rPr>
-          <w:b/>
-          <w:color w:val="2B6CB0"/>
-          <w:sz w:val="18"/>
-        </w:rPr>
-        <w:t>[Ans: A]</w:t>
-      </w:r>
-    </w:p>
-    <w:p>
-      <w:pPr>
-        <w:pStyle w:val="ListBullet"/>
-        <w:spacing w:after="40"/>
-      </w:pPr>
-      <w:r>
-        <w:rPr>
-          <w:b/>
-          <w:sz w:val="18"/>
-        </w:rPr>
-        <w:t xml:space="preserve">[2026 Evening Shift] Q#1 (MCQ): </w:t>
-      </w:r>
-      <w:r>
-        <w:rPr>
-          <w:sz w:val="18"/>
-        </w:rPr>
-        <w:t xml:space="preserve">"Given below are two statements: one is labelled as Assertion A and the other is labelled as Reason R Assertion A : If the average kinetic en..."  </w:t>
-      </w:r>
-      <w:r>
-        <w:rPr>
-          <w:b/>
-          <w:color w:val="2B6CB0"/>
-          <w:sz w:val="18"/>
-        </w:rPr>
-        <w:t>[Ans: C]</w:t>
-      </w:r>
-    </w:p>
-    <w:p>
-      <w:pPr>
-        <w:pStyle w:val="ListBullet"/>
-        <w:spacing w:after="40"/>
-      </w:pPr>
-      <w:r>
-        <w:rPr>
-          <w:b/>
-          <w:sz w:val="18"/>
-        </w:rPr>
-        <w:t xml:space="preserve">[2026 Evening Shift] Q#1 (MCQ): </w:t>
-      </w:r>
-      <w:r>
-        <w:rPr>
-          <w:sz w:val="18"/>
-        </w:rPr>
-        <w:t xml:space="preserve">"A mixture of carbon dioxide and oxygen has volume 8310 cm 3 , temperature 300 K, pressure 100 kPa and mass 13.2 g. The number of moles of ca..."  </w:t>
-      </w:r>
-      <w:r>
-        <w:rPr>
-          <w:b/>
-          <w:color w:val="2B6CB0"/>
-          <w:sz w:val="18"/>
-        </w:rPr>
-        <w:t>[Ans: C]</w:t>
-      </w:r>
-    </w:p>
-    <w:p>
-      <w:pPr>
-        <w:spacing w:after="120"/>
-      </w:pPr>
-    </w:p>
-    <w:p>
-      <w:pPr>
-        <w:pStyle w:val="Heading2"/>
-      </w:pPr>
-      <w:r>
-        <w:rPr>
-          <w:color w:val="2B6CB0"/>
-          <w:sz w:val="24"/>
-        </w:rPr>
-        <w:t>3.3 Kinetic Theory of Gases &amp; Thermal Radiation (High Yield — 8 PYQs)</w:t>
-      </w:r>
-    </w:p>
-    <w:p>
-      <w:r>
-        <w:rPr>
-          <w:b/>
-          <w:sz w:val="20"/>
-        </w:rPr>
-        <w:t xml:space="preserve">Core Principle: </w:t>
-      </w:r>
-      <w:r>
-        <w:rPr>
-          <w:sz w:val="20"/>
-        </w:rPr>
-        <w:t>Molecular speeds, energy equipartition E = (f / 2)nRT, Stefan-Boltzmann law, Wien's displacement law, and Newton's law of cooling.</w:t>
-      </w:r>
-    </w:p>
-    <w:tbl>
-      <w:tblPr>
-        <w:tblW w:type="auto" w:w="0"/>
-        <w:jc w:val="center"/>
-        <w:tblLook w:firstColumn="1" w:firstRow="1" w:lastColumn="0" w:lastRow="0" w:noHBand="0" w:noVBand="1" w:val="04A0"/>
-      </w:tblPr>
-      <w:tblGrid>
-        <w:gridCol w:w="10080"/>
-      </w:tblGrid>
-      <w:tr>
-        <w:tc>
-          <w:tcPr>
-            <w:tcW w:type="dxa" w:w="10080"/>
-            <w:shd w:fill="FFF5F5"/>
-            <w:tcMar>
-              <w:top w:w="100" w:type="dxa"/>
-              <w:bottom w:w="100" w:type="dxa"/>
-              <w:left w:w="150" w:type="dxa"/>
-              <w:right w:w="150" w:type="dxa"/>
-            </w:tcMar>
-          </w:tcPr>
-          <w:p>
-            <w:r>
-              <w:rPr>
-                <w:b/>
-                <w:color w:val="C53030"/>
-                <w:sz w:val="19"/>
-              </w:rPr>
-              <w:t xml:space="preserve">⚠️ Common Trap / JEE Pitfall: </w:t>
-            </w:r>
-            <w:r>
-              <w:rPr>
-                <w:color w:val="2D3748"/>
-                <w:sz w:val="19"/>
-              </w:rPr>
-              <w:t>Degrees of freedom: Monatomic f = 3 (γ = 5/3); Diatomic at room temp f = 5 (γ = 7/5); Polyatomic non-linear f = 6 (γ = 4/3).</w:t>
-            </w:r>
-          </w:p>
-        </w:tc>
-      </w:tr>
-    </w:tbl>
-    <w:tbl>
-      <w:tblPr>
-        <w:tblW w:type="auto" w:w="0"/>
-        <w:jc w:val="center"/>
-        <w:tblLook w:firstColumn="1" w:firstRow="1" w:lastColumn="0" w:lastRow="0" w:noHBand="0" w:noVBand="1" w:val="04A0"/>
-      </w:tblPr>
-      <w:tblGrid>
-        <w:gridCol w:w="10080"/>
-      </w:tblGrid>
-      <w:tr>
-        <w:tc>
-          <w:tcPr>
-            <w:tcW w:type="dxa" w:w="10080"/>
-            <w:shd w:fill="F0FFF4"/>
-            <w:tcMar>
-              <w:top w:w="100" w:type="dxa"/>
-              <w:bottom w:w="100" w:type="dxa"/>
-              <w:left w:w="150" w:type="dxa"/>
-              <w:right w:w="150" w:type="dxa"/>
-            </w:tcMar>
-          </w:tcPr>
-          <w:p>
-            <w:r>
-              <w:rPr>
-                <w:b/>
-                <w:color w:val="276749"/>
-                <w:sz w:val="19"/>
-              </w:rPr>
-              <w:t xml:space="preserve">💡 Speed Hack / Trick: </w:t>
-            </w:r>
-            <w:r>
-              <w:rPr>
-                <w:color w:val="2D3748"/>
-                <w:sz w:val="19"/>
-              </w:rPr>
-              <w:t>Net heat radiated by a body at temperature T in surroundings T_0 is P_(net) = eσ A(T^4 - T_0^4).</w:t>
-            </w:r>
-          </w:p>
-        </w:tc>
-      </w:tr>
-    </w:tbl>
-    <w:p>
-      <w:pPr>
-        <w:spacing w:before="120" w:after="40"/>
-      </w:pPr>
-      <w:r>
-        <w:rPr>
-          <w:b/>
-          <w:color w:val="1A365D"/>
-          <w:sz w:val="19"/>
-        </w:rPr>
-        <w:t>Source PYQs testing this concept:</w:t>
-      </w:r>
-    </w:p>
-    <w:p>
-      <w:pPr>
-        <w:pStyle w:val="ListBullet"/>
-        <w:spacing w:after="40"/>
-      </w:pPr>
-      <w:r>
-        <w:rPr>
-          <w:b/>
-          <w:sz w:val="18"/>
-        </w:rPr>
-        <w:t xml:space="preserve">[2026 Evening Shift] Q#1 (MCQ): </w:t>
-      </w:r>
-      <w:r>
-        <w:rPr>
-          <w:sz w:val="18"/>
-        </w:rPr>
-        <w:t xml:space="preserve">"One mole of diatomic gas having rotational modes only is kept in a cylinder with a piston system. The cross-section area of the cylinder is ..."  </w:t>
-      </w:r>
-      <w:r>
-        <w:rPr>
-          <w:b/>
-          <w:color w:val="2B6CB0"/>
-          <w:sz w:val="18"/>
-        </w:rPr>
-        <w:t>[Ans: N/A]</w:t>
-      </w:r>
-    </w:p>
-    <w:p>
-      <w:pPr>
-        <w:pStyle w:val="ListBullet"/>
-        <w:spacing w:after="40"/>
-      </w:pPr>
-      <w:r>
-        <w:rPr>
-          <w:b/>
-          <w:sz w:val="18"/>
-        </w:rPr>
-        <w:t xml:space="preserve">[2026 Evening Shift] Q#2 (MCQ): </w:t>
-      </w:r>
-      <w:r>
-        <w:rPr>
-          <w:sz w:val="18"/>
-        </w:rPr>
-        <w:t xml:space="preserve">"An ideal gas at pressure P and temperature T is expanding such that PT^3= constant. The coefficient of volume expansion of the gas i..."  </w:t>
-      </w:r>
-      <w:r>
-        <w:rPr>
-          <w:b/>
-          <w:color w:val="2B6CB0"/>
-          <w:sz w:val="18"/>
-        </w:rPr>
-        <w:t>[Ans: C]</w:t>
-      </w:r>
-    </w:p>
-    <w:p>
-      <w:pPr>
-        <w:pStyle w:val="ListBullet"/>
-        <w:spacing w:after="40"/>
-      </w:pPr>
-      <w:r>
-        <w:rPr>
-          <w:b/>
-          <w:sz w:val="18"/>
-        </w:rPr>
-        <w:t xml:space="preserve">[2026 Evening Shift] Q#2 (MCQ): </w:t>
-      </w:r>
-      <w:r>
-        <w:rPr>
-          <w:sz w:val="18"/>
-        </w:rPr>
-        <w:t xml:space="preserve">"The temperature of a metal strip having coefficient of linear expansion α is increased from T_(1) to T_(2) resulting in increase ..."  </w:t>
+        <w:t xml:space="preserve">"A gas based geyser heats water flowing at the rate of 5.0 litres per minute from 27°C to 87°C . The rate of consumption of..."  </w:t>
       </w:r>
       <w:r>
         <w:rPr>
@@ -1533,7 +1479,7 @@
           <w:color w:val="1A365D"/>
           <w:sz w:val="22"/>
         </w:rPr>
-        <w:t>Benchmark Problem 3: JEE Main 2026 (Online) 5th April Evening Shift (Q#2)</w:t>
+        <w:t>Benchmark Problem 3: JEE Main 2026 (Online) 21st January Morning Shift (Q#4)</w:t>
       </w:r>
     </w:p>
     <w:p>
@@ -1544,7 +1490,7 @@
         <w:rPr>
           <w:sz w:val="20"/>
         </w:rPr>
-        <w:t>An ideal gas at pressure P and temperature T is expanding such that PT^3= constant. The coefficient of volume expansion of the gas is ____ .</w:t>
+        <w:t>A gas based geyser heats water flowing at the rate of 5.0 litres per minute from 27°C to 87°C . The rate of consumption of the gas is ____ g/s . (Take heat of combustion of gas =5.0 × 10^4J/g ) specific heat capacity of water =4200J/kg · °C</w:t>
       </w:r>
     </w:p>
     <w:p>
@@ -1556,7 +1502,7 @@
         <w:rPr>
           <w:sz w:val="19"/>
         </w:rPr>
-        <w:t>(A) (2 / T)</w:t>
+        <w:t>(A) 4.2</w:t>
       </w:r>
     </w:p>
     <w:p>
@@ -1568,7 +1514,19 @@
         <w:rPr>
           <w:sz w:val="19"/>
         </w:rPr>
-        <w:t>(B) (1 / T)</w:t>
+        <w:t>(B) 2.1</w:t>
+      </w:r>
+    </w:p>
+    <w:p>
+      <w:pPr>
+        <w:pStyle w:val="ListBullet"/>
+        <w:spacing w:after="20"/>
+      </w:pPr>
+      <w:r>
+        <w:rPr>
+          <w:sz w:val="19"/>
+        </w:rPr>
+        <w:t>(C) 0.21</w:t>
       </w:r>
     </w:p>
     <w:p>
@@ -1582,19 +1540,7 @@
           <w:color w:val="276749"/>
           <w:sz w:val="19"/>
         </w:rPr>
-        <w:t>(C) (4 / T)</w:t>
-      </w:r>
-    </w:p>
-    <w:p>
-      <w:pPr>
-        <w:pStyle w:val="ListBullet"/>
-        <w:spacing w:after="20"/>
-      </w:pPr>
-      <w:r>
-        <w:rPr>
-          <w:sz w:val="19"/>
-        </w:rPr>
-        <w:t>(D) (3 / T)</w:t>
+        <w:t>(D) 0.42</w:t>
       </w:r>
     </w:p>
     <w:tbl>
@@ -1625,7 +1571,7 @@
                 <w:color w:val="1A365D"/>
                 <w:sz w:val="19"/>
               </w:rPr>
-              <w:t>Correct Answer: C</w:t>
+              <w:t>Correct Answer: D</w:t>
               <w:br/>
             </w:r>
             <w:r>
@@ -1635,7 +1581,7 @@
               </w:rPr>
               <w:t>Solution Analysis:</w:t>
               <w:br/>
-              <w:t>The coefficient of volume expansion (γ) is defined as the fractional change in volume per unit change in temperature at constant pressure : γ=(1 / V)((dV / dT)) The relation between pressure and temperature is, PT^3=C(whereCis a constant) For an ideal gas, PV=nRT ⇒ P=(nRT / V) Substitute P into the given process equation : ((nRT / V))T^3=C ⇒ \fracnRT^4V=C ⇒ V=((nR / C))T^4 Let k=(nR / C) (another constant), then: V=kT^4 On differentiating V with respect to T : (dV / dT)=(d / dT)(kT^4)=4kT^3 Substituting the expressions for V and (dV / dT) into the definition of γ : γ=(1 / V)((dV / dT)) ⇒ γ=\frac1kT^4(4kT^3) ⇒ γ=\frac4kT^3kT^4 ⇒ γ=(4 / T) Therefore, the coefficient of volume expansion of the gas is (4 / T) . Hence, the correct option is (C).</w:t>
+              <w:t>The heat energy ( Q ) required to raise the temperature of a mass ( m ) is given by Q=mcΔ T Where c is the specific heat capacity and Δ T is the change in temperature. Temperature change is Δ T=87°C-27°C=60°C Specific heat is c=4200J/kg°C . The heat required per unit time is P_(req)=(dQ / dt)=(dm / dt) · c · Δ T Water flows at 5.0 litres /min . Since the density of water is 1kg/L , the mass flow rate is 5.0=(5.0 / 60)kg/sec P_(req)=((5.0 / 60)) × 4200 × 60(J / s)=21000J/s Let the rate of consumption of gas be Rg/s . The heat produced per second is, P_(prod)=R × H Given heat of combustion of gas H=5.0 × 10^4J/g P_(prod)=R × 50000J/s Assuming 100% efficiency (because no heat loss is given), P_(prod)=P_(req) R × 50000=21000 ⇒ R=(21000 / 50000)=0.42g/s Therefore, the gas must be consumed at a rate of 0.42g/s to maintain the temperature rise. Hence, the correct option is (D).</w:t>
             </w:r>
           </w:p>
         </w:tc>
